--- a/KHBD_Tin_học/Lớp_8/Bài_01/KHBD_Tin_hoc_Lớp_8_Bai01_Lược_sử_công_cụ_tính_toán.docx
+++ b/KHBD_Tin_học/Lớp_8/Bài_01/KHBD_Tin_hoc_Lớp_8_Bai01_Lược_sử_công_cụ_tính_toán.docx
@@ -742,93 +742,388 @@
         <w:t>Hoạt động quan sát và thảo luận cặp đôi (2 phút).</w:t>
       </w:r>
     </w:p>
-    <w:p>
-      <w:pPr>
-        <w:spacing w:after="0" w:line="276" w:lineRule="auto"/>
-        <w:ind w:firstLine="567"/>
-      </w:pPr>
-      <w:r>
-        <w:rPr>
-          <w:rFonts w:ascii="Times New Roman" w:hAnsi="Times New Roman" w:cs="Times New Roman" w:eastAsia="Times New Roman"/>
-          <w:i/>
-          <w:sz w:val="26"/>
-        </w:rPr>
-        <w:t>Bước 1. Chuyển giao nhiệm vụ học tập</w:t>
-      </w:r>
-      <w:r>
-        <w:rPr>
-          <w:rFonts w:ascii="Times New Roman" w:hAnsi="Times New Roman" w:cs="Times New Roman" w:eastAsia="Times New Roman"/>
-          <w:sz w:val="26"/>
-        </w:rPr>
-        <w:br/>
-        <w:t>GV chiếu 2 hình ảnh (abacus và siêu máy tính) và đặt câu hỏi tư duy.</w:t>
-      </w:r>
-    </w:p>
-    <w:p>
-      <w:pPr>
-        <w:spacing w:after="0" w:line="276" w:lineRule="auto"/>
-        <w:ind w:firstLine="567"/>
-      </w:pPr>
-      <w:r>
-        <w:rPr>
-          <w:rFonts w:ascii="Times New Roman" w:hAnsi="Times New Roman" w:cs="Times New Roman" w:eastAsia="Times New Roman"/>
-          <w:i/>
-          <w:sz w:val="26"/>
-        </w:rPr>
-        <w:t>Bước 2. Học sinh tiếp nhận nhiệm vụ học tập</w:t>
-      </w:r>
-      <w:r>
-        <w:rPr>
-          <w:rFonts w:ascii="Times New Roman" w:hAnsi="Times New Roman" w:cs="Times New Roman" w:eastAsia="Times New Roman"/>
-          <w:sz w:val="26"/>
-        </w:rPr>
-        <w:br/>
-        <w:t>HS quan sát, thảo luận cặp đôi tìm điểm giống và khác nhau.</w:t>
-      </w:r>
-    </w:p>
-    <w:p>
-      <w:pPr>
-        <w:spacing w:after="0" w:line="276" w:lineRule="auto"/>
-        <w:ind w:firstLine="567"/>
-      </w:pPr>
-      <w:r>
-        <w:rPr>
-          <w:rFonts w:ascii="Times New Roman" w:hAnsi="Times New Roman" w:cs="Times New Roman" w:eastAsia="Times New Roman"/>
-          <w:i/>
-          <w:sz w:val="26"/>
-        </w:rPr>
-        <w:t>Bước 3. Báo cáo kết quả hoạt động</w:t>
-      </w:r>
-      <w:r>
-        <w:rPr>
-          <w:rFonts w:ascii="Times New Roman" w:hAnsi="Times New Roman" w:cs="Times New Roman" w:eastAsia="Times New Roman"/>
-          <w:sz w:val="26"/>
-        </w:rPr>
-        <w:br/>
-        <w:t>3 cặp HS trình bày. GV ghi ý kiến lên bảng.</w:t>
-      </w:r>
-    </w:p>
-    <w:p>
-      <w:pPr>
-        <w:spacing w:after="0" w:line="276" w:lineRule="auto"/>
-        <w:ind w:firstLine="567"/>
-      </w:pPr>
-      <w:r>
-        <w:rPr>
-          <w:rFonts w:ascii="Times New Roman" w:hAnsi="Times New Roman" w:cs="Times New Roman" w:eastAsia="Times New Roman"/>
-          <w:i/>
-          <w:sz w:val="26"/>
-        </w:rPr>
-        <w:t>Bước 4. Đánh giá kết quả thực hiện nhiệm vụ</w:t>
-      </w:r>
-      <w:r>
-        <w:rPr>
-          <w:rFonts w:ascii="Times New Roman" w:hAnsi="Times New Roman" w:cs="Times New Roman" w:eastAsia="Times New Roman"/>
-          <w:sz w:val="26"/>
-        </w:rPr>
-        <w:br/>
-        <w:t>GV dẫn vào bài: "Hành trình từ abacus đến siêu máy tính là hành trình hàng ngàn năm. Hôm nay chúng ta cùng khám phá lược sử đó."</w:t>
-      </w:r>
+    <w:tbl>
+      <w:tblPr>
+        <w:tblW w:type="auto" w:w="0"/>
+        <w:tblLook w:firstColumn="1" w:firstRow="1" w:lastColumn="0" w:lastRow="0" w:noHBand="0" w:noVBand="1" w:val="04A0"/>
+        <w:tblBorders>
+          <w:top w:val="single" w:sz="4" w:color="000000" w:space="0"/>
+          <w:left w:val="single" w:sz="4" w:color="000000" w:space="0"/>
+          <w:bottom w:val="single" w:sz="4" w:color="000000" w:space="0"/>
+          <w:right w:val="single" w:sz="4" w:color="000000" w:space="0"/>
+          <w:insideH w:val="single" w:sz="4" w:color="000000" w:space="0"/>
+          <w:insideV w:val="single" w:sz="4" w:color="000000" w:space="0"/>
+        </w:tblBorders>
+      </w:tblPr>
+      <w:tblGrid>
+        <w:gridCol w:w="1805"/>
+        <w:gridCol w:w="3610"/>
+        <w:gridCol w:w="3611"/>
+      </w:tblGrid>
+      <w:tblGrid>
+        <w:gridCol w:w="3198"/>
+        <w:gridCol w:w="3198"/>
+        <w:gridCol w:w="3198"/>
+      </w:tblGrid>
+      <w:tr>
+        <w:tc>
+          <w:tcPr>
+            <w:tcW w:type="dxa" w:w="3198"/>
+          </w:tcPr>
+          <w:p>
+            <w:pPr>
+              <w:spacing w:line="276" w:lineRule="auto"/>
+              <w:jc w:val="center"/>
+            </w:pPr>
+            <w:r>
+              <w:rPr>
+                <w:rFonts w:ascii="Times New Roman" w:hAnsi="Times New Roman" w:cs="Times New Roman" w:eastAsia="Times New Roman"/>
+                <w:b/>
+                <w:i w:val="0"/>
+                <w:sz w:val="26"/>
+              </w:rPr>
+              <w:t>Bước</w:t>
+            </w:r>
+          </w:p>
+        </w:tc>
+        <w:tc>
+          <w:tcPr>
+            <w:tcW w:type="dxa" w:w="3198"/>
+          </w:tcPr>
+          <w:p>
+            <w:pPr>
+              <w:spacing w:line="276" w:lineRule="auto"/>
+              <w:jc w:val="center"/>
+            </w:pPr>
+            <w:r>
+              <w:rPr>
+                <w:rFonts w:ascii="Times New Roman" w:hAnsi="Times New Roman" w:cs="Times New Roman" w:eastAsia="Times New Roman"/>
+                <w:b/>
+                <w:i w:val="0"/>
+                <w:sz w:val="26"/>
+              </w:rPr>
+              <w:t>Hoạt động của GV</w:t>
+            </w:r>
+          </w:p>
+        </w:tc>
+        <w:tc>
+          <w:tcPr>
+            <w:tcW w:type="dxa" w:w="3198"/>
+          </w:tcPr>
+          <w:p>
+            <w:pPr>
+              <w:spacing w:line="276" w:lineRule="auto"/>
+              <w:jc w:val="center"/>
+            </w:pPr>
+            <w:r>
+              <w:rPr>
+                <w:rFonts w:ascii="Times New Roman" w:hAnsi="Times New Roman" w:cs="Times New Roman" w:eastAsia="Times New Roman"/>
+                <w:b/>
+                <w:i w:val="0"/>
+                <w:sz w:val="26"/>
+              </w:rPr>
+              <w:t>Hoạt động của HS</w:t>
+            </w:r>
+          </w:p>
+        </w:tc>
+      </w:tr>
+      <w:tr>
+        <w:tc>
+          <w:tcPr>
+            <w:tcW w:type="dxa" w:w="1805"/>
+          </w:tcPr>
+          <w:p>
+            <w:pPr>
+              <w:spacing w:line="276" w:lineRule="auto"/>
+              <w:jc w:val="center"/>
+            </w:pPr>
+            <w:r>
+              <w:rPr>
+                <w:rFonts w:ascii="Times New Roman" w:hAnsi="Times New Roman" w:cs="Times New Roman" w:eastAsia="Times New Roman"/>
+                <w:b/>
+                <w:i/>
+                <w:sz w:val="26"/>
+              </w:rPr>
+              <w:t>Bước 1:</w:t>
+            </w:r>
+          </w:p>
+          <w:p>
+            <w:r>
+              <w:rPr>
+                <w:rFonts w:ascii="Times New Roman" w:hAnsi="Times New Roman" w:cs="Times New Roman" w:eastAsia="Times New Roman"/>
+                <w:b/>
+                <w:i/>
+                <w:sz w:val="26"/>
+              </w:rPr>
+              <w:t>Chuyển giao</w:t>
+            </w:r>
+          </w:p>
+          <w:p>
+            <w:r>
+              <w:rPr>
+                <w:rFonts w:ascii="Times New Roman" w:hAnsi="Times New Roman" w:cs="Times New Roman" w:eastAsia="Times New Roman"/>
+                <w:b/>
+                <w:i/>
+                <w:sz w:val="26"/>
+              </w:rPr>
+              <w:t>nhiệm vụ học tập</w:t>
+            </w:r>
+          </w:p>
+        </w:tc>
+        <w:tc>
+          <w:tcPr>
+            <w:tcW w:type="dxa" w:w="3610"/>
+          </w:tcPr>
+          <w:p>
+            <w:pPr>
+              <w:spacing w:line="276" w:lineRule="auto"/>
+            </w:pPr>
+            <w:r>
+              <w:rPr>
+                <w:rFonts w:ascii="Times New Roman" w:hAnsi="Times New Roman" w:cs="Times New Roman" w:eastAsia="Times New Roman"/>
+                <w:b w:val="0"/>
+                <w:i w:val="0"/>
+                <w:sz w:val="26"/>
+              </w:rPr>
+              <w:t>GV chiếu 2 hình ảnh (abacus và siêu máy tính) và đặt câu hỏi tư duy.</w:t>
+            </w:r>
+          </w:p>
+        </w:tc>
+        <w:tc>
+          <w:tcPr>
+            <w:tcW w:type="dxa" w:w="3611"/>
+          </w:tcPr>
+          <w:p>
+            <w:pPr>
+              <w:spacing w:line="276" w:lineRule="auto"/>
+            </w:pPr>
+          </w:p>
+        </w:tc>
+      </w:tr>
+      <w:tr>
+        <w:tc>
+          <w:tcPr>
+            <w:tcW w:type="dxa" w:w="1805"/>
+          </w:tcPr>
+          <w:p>
+            <w:pPr>
+              <w:spacing w:line="276" w:lineRule="auto"/>
+              <w:jc w:val="center"/>
+            </w:pPr>
+            <w:r>
+              <w:rPr>
+                <w:rFonts w:ascii="Times New Roman" w:hAnsi="Times New Roman" w:cs="Times New Roman" w:eastAsia="Times New Roman"/>
+                <w:b/>
+                <w:i/>
+                <w:sz w:val="26"/>
+              </w:rPr>
+              <w:t>Bước 2:</w:t>
+            </w:r>
+          </w:p>
+          <w:p>
+            <w:r>
+              <w:rPr>
+                <w:rFonts w:ascii="Times New Roman" w:hAnsi="Times New Roman" w:cs="Times New Roman" w:eastAsia="Times New Roman"/>
+                <w:b/>
+                <w:i/>
+                <w:sz w:val="26"/>
+              </w:rPr>
+              <w:t>Học sinh tiếp nhận</w:t>
+            </w:r>
+          </w:p>
+          <w:p>
+            <w:r>
+              <w:rPr>
+                <w:rFonts w:ascii="Times New Roman" w:hAnsi="Times New Roman" w:cs="Times New Roman" w:eastAsia="Times New Roman"/>
+                <w:b/>
+                <w:i/>
+                <w:sz w:val="26"/>
+              </w:rPr>
+              <w:t>nhiệm vụ học tập</w:t>
+            </w:r>
+          </w:p>
+        </w:tc>
+        <w:tc>
+          <w:tcPr>
+            <w:tcW w:type="dxa" w:w="3610"/>
+          </w:tcPr>
+          <w:p>
+            <w:pPr>
+              <w:spacing w:line="276" w:lineRule="auto"/>
+            </w:pPr>
+            <w:r>
+              <w:rPr>
+                <w:rFonts w:ascii="Times New Roman" w:hAnsi="Times New Roman" w:cs="Times New Roman" w:eastAsia="Times New Roman"/>
+                <w:b w:val="0"/>
+                <w:i w:val="0"/>
+                <w:sz w:val="26"/>
+              </w:rPr>
+              <w:t>HS quan sát, thảo luận cặp đôi tìm điểm giống và khác nhau.</w:t>
+            </w:r>
+          </w:p>
+        </w:tc>
+        <w:tc>
+          <w:tcPr>
+            <w:tcW w:type="dxa" w:w="3611"/>
+          </w:tcPr>
+          <w:p>
+            <w:pPr>
+              <w:spacing w:line="276" w:lineRule="auto"/>
+            </w:pPr>
+          </w:p>
+        </w:tc>
+      </w:tr>
+      <w:tr>
+        <w:tc>
+          <w:tcPr>
+            <w:tcW w:type="dxa" w:w="1805"/>
+          </w:tcPr>
+          <w:p>
+            <w:pPr>
+              <w:spacing w:line="276" w:lineRule="auto"/>
+              <w:jc w:val="center"/>
+            </w:pPr>
+            <w:r>
+              <w:rPr>
+                <w:rFonts w:ascii="Times New Roman" w:hAnsi="Times New Roman" w:cs="Times New Roman" w:eastAsia="Times New Roman"/>
+                <w:b/>
+                <w:i/>
+                <w:sz w:val="26"/>
+              </w:rPr>
+              <w:t>Bước 3:</w:t>
+            </w:r>
+          </w:p>
+          <w:p>
+            <w:r>
+              <w:rPr>
+                <w:rFonts w:ascii="Times New Roman" w:hAnsi="Times New Roman" w:cs="Times New Roman" w:eastAsia="Times New Roman"/>
+                <w:b/>
+                <w:i/>
+                <w:sz w:val="26"/>
+              </w:rPr>
+              <w:t>Báo cáo kết quả</w:t>
+            </w:r>
+          </w:p>
+          <w:p>
+            <w:r>
+              <w:rPr>
+                <w:rFonts w:ascii="Times New Roman" w:hAnsi="Times New Roman" w:cs="Times New Roman" w:eastAsia="Times New Roman"/>
+                <w:b/>
+                <w:i/>
+                <w:sz w:val="26"/>
+              </w:rPr>
+              <w:t>hoạt động</w:t>
+            </w:r>
+          </w:p>
+        </w:tc>
+        <w:tc>
+          <w:tcPr>
+            <w:tcW w:type="dxa" w:w="3610"/>
+          </w:tcPr>
+          <w:p>
+            <w:pPr>
+              <w:spacing w:line="276" w:lineRule="auto"/>
+            </w:pPr>
+            <w:r>
+              <w:rPr>
+                <w:rFonts w:ascii="Times New Roman" w:hAnsi="Times New Roman" w:cs="Times New Roman" w:eastAsia="Times New Roman"/>
+                <w:b w:val="0"/>
+                <w:i w:val="0"/>
+                <w:sz w:val="26"/>
+              </w:rPr>
+              <w:t>3 cặp HS trình bày. GV ghi ý kiến lên bảng.</w:t>
+            </w:r>
+          </w:p>
+        </w:tc>
+        <w:tc>
+          <w:tcPr>
+            <w:tcW w:type="dxa" w:w="3611"/>
+          </w:tcPr>
+          <w:p>
+            <w:pPr>
+              <w:spacing w:line="276" w:lineRule="auto"/>
+            </w:pPr>
+          </w:p>
+        </w:tc>
+      </w:tr>
+      <w:tr>
+        <w:tc>
+          <w:tcPr>
+            <w:tcW w:type="dxa" w:w="1805"/>
+          </w:tcPr>
+          <w:p>
+            <w:pPr>
+              <w:spacing w:line="276" w:lineRule="auto"/>
+              <w:jc w:val="center"/>
+            </w:pPr>
+            <w:r>
+              <w:rPr>
+                <w:rFonts w:ascii="Times New Roman" w:hAnsi="Times New Roman" w:cs="Times New Roman" w:eastAsia="Times New Roman"/>
+                <w:b/>
+                <w:i/>
+                <w:sz w:val="26"/>
+              </w:rPr>
+              <w:t>Bước 4:</w:t>
+            </w:r>
+          </w:p>
+          <w:p>
+            <w:r>
+              <w:rPr>
+                <w:rFonts w:ascii="Times New Roman" w:hAnsi="Times New Roman" w:cs="Times New Roman" w:eastAsia="Times New Roman"/>
+                <w:b/>
+                <w:i/>
+                <w:sz w:val="26"/>
+              </w:rPr>
+              <w:t>Đánh giá kết quả</w:t>
+            </w:r>
+          </w:p>
+          <w:p>
+            <w:r>
+              <w:rPr>
+                <w:rFonts w:ascii="Times New Roman" w:hAnsi="Times New Roman" w:cs="Times New Roman" w:eastAsia="Times New Roman"/>
+                <w:b/>
+                <w:i/>
+                <w:sz w:val="26"/>
+              </w:rPr>
+              <w:t>thực hiện nhiệm vụ</w:t>
+            </w:r>
+          </w:p>
+        </w:tc>
+        <w:tc>
+          <w:tcPr>
+            <w:tcW w:type="dxa" w:w="3610"/>
+          </w:tcPr>
+          <w:p>
+            <w:pPr>
+              <w:spacing w:line="276" w:lineRule="auto"/>
+            </w:pPr>
+            <w:r>
+              <w:rPr>
+                <w:rFonts w:ascii="Times New Roman" w:hAnsi="Times New Roman" w:cs="Times New Roman" w:eastAsia="Times New Roman"/>
+                <w:b w:val="0"/>
+                <w:i w:val="0"/>
+                <w:sz w:val="26"/>
+              </w:rPr>
+              <w:t>GV dẫn vào bài: "Hành trình từ abacus đến siêu máy tính là hành trình hàng ngàn năm. Hôm nay chúng ta cùng khám phá lược sử đó."</w:t>
+            </w:r>
+          </w:p>
+        </w:tc>
+        <w:tc>
+          <w:tcPr>
+            <w:tcW w:type="dxa" w:w="3611"/>
+          </w:tcPr>
+          <w:p>
+            <w:pPr>
+              <w:spacing w:line="276" w:lineRule="auto"/>
+            </w:pPr>
+          </w:p>
+        </w:tc>
+      </w:tr>
+    </w:tbl>
+    <w:p>
+      <w:pPr>
+        <w:spacing w:line="276" w:lineRule="auto"/>
+      </w:pPr>
     </w:p>
     <w:p>
       <w:pPr>
@@ -929,93 +1224,388 @@
         <w:t>GV trình bày timeline kết hợp video ngắn; HS điền phiếu đồng thời.</w:t>
       </w:r>
     </w:p>
-    <w:p>
-      <w:pPr>
-        <w:spacing w:after="0" w:line="276" w:lineRule="auto"/>
-        <w:ind w:firstLine="567"/>
-      </w:pPr>
-      <w:r>
-        <w:rPr>
-          <w:rFonts w:ascii="Times New Roman" w:hAnsi="Times New Roman" w:cs="Times New Roman" w:eastAsia="Times New Roman"/>
-          <w:i/>
-          <w:sz w:val="26"/>
-        </w:rPr>
-        <w:t>Bước 1. Chuyển giao nhiệm vụ học tập</w:t>
-      </w:r>
-      <w:r>
-        <w:rPr>
-          <w:rFonts w:ascii="Times New Roman" w:hAnsi="Times New Roman" w:cs="Times New Roman" w:eastAsia="Times New Roman"/>
-          <w:sz w:val="26"/>
-        </w:rPr>
-        <w:br/>
-        <w:t>GV chiếu timeline và video lược sử máy tính (2 phút). Phát phiếu dòng thời gian cho HS.</w:t>
-      </w:r>
-    </w:p>
-    <w:p>
-      <w:pPr>
-        <w:spacing w:after="0" w:line="276" w:lineRule="auto"/>
-        <w:ind w:firstLine="567"/>
-      </w:pPr>
-      <w:r>
-        <w:rPr>
-          <w:rFonts w:ascii="Times New Roman" w:hAnsi="Times New Roman" w:cs="Times New Roman" w:eastAsia="Times New Roman"/>
-          <w:i/>
-          <w:sz w:val="26"/>
-        </w:rPr>
-        <w:t>Bước 2. Học sinh tiếp nhận nhiệm vụ học tập</w:t>
-      </w:r>
-      <w:r>
-        <w:rPr>
-          <w:rFonts w:ascii="Times New Roman" w:hAnsi="Times New Roman" w:cs="Times New Roman" w:eastAsia="Times New Roman"/>
-          <w:sz w:val="26"/>
-        </w:rPr>
-        <w:br/>
-        <w:t>HS theo dõi video, đọc SGK tr.6-10, điền vào phiếu dòng thời gian: tên, năm, đặc điểm.</w:t>
-      </w:r>
-    </w:p>
-    <w:p>
-      <w:pPr>
-        <w:spacing w:after="0" w:line="276" w:lineRule="auto"/>
-        <w:ind w:firstLine="567"/>
-      </w:pPr>
-      <w:r>
-        <w:rPr>
-          <w:rFonts w:ascii="Times New Roman" w:hAnsi="Times New Roman" w:cs="Times New Roman" w:eastAsia="Times New Roman"/>
-          <w:i/>
-          <w:sz w:val="26"/>
-        </w:rPr>
-        <w:t>Bước 3. Báo cáo kết quả hoạt động</w:t>
-      </w:r>
-      <w:r>
-        <w:rPr>
-          <w:rFonts w:ascii="Times New Roman" w:hAnsi="Times New Roman" w:cs="Times New Roman" w:eastAsia="Times New Roman"/>
-          <w:sz w:val="26"/>
-        </w:rPr>
-        <w:br/>
-        <w:t>HS so sánh phiếu với bạn cạnh, bổ sung thiếu sót. GV gọi 1 HS đọc timeline của mình.</w:t>
-      </w:r>
-    </w:p>
-    <w:p>
-      <w:pPr>
-        <w:spacing w:after="0" w:line="276" w:lineRule="auto"/>
-        <w:ind w:firstLine="567"/>
-      </w:pPr>
-      <w:r>
-        <w:rPr>
-          <w:rFonts w:ascii="Times New Roman" w:hAnsi="Times New Roman" w:cs="Times New Roman" w:eastAsia="Times New Roman"/>
-          <w:i/>
-          <w:sz w:val="26"/>
-        </w:rPr>
-        <w:t>Bước 4. Đánh giá kết quả thực hiện nhiệm vụ</w:t>
-      </w:r>
-      <w:r>
-        <w:rPr>
-          <w:rFonts w:ascii="Times New Roman" w:hAnsi="Times New Roman" w:cs="Times New Roman" w:eastAsia="Times New Roman"/>
-          <w:sz w:val="26"/>
-        </w:rPr>
-        <w:br/>
-        <w:t>GV chốt đáp án, giải thích thêm về ENIAC và chiếc máy tính đầu tiên dùng transistor. HS sửa phiếu.</w:t>
-      </w:r>
+    <w:tbl>
+      <w:tblPr>
+        <w:tblW w:type="auto" w:w="0"/>
+        <w:tblLook w:firstColumn="1" w:firstRow="1" w:lastColumn="0" w:lastRow="0" w:noHBand="0" w:noVBand="1" w:val="04A0"/>
+        <w:tblBorders>
+          <w:top w:val="single" w:sz="4" w:color="000000" w:space="0"/>
+          <w:left w:val="single" w:sz="4" w:color="000000" w:space="0"/>
+          <w:bottom w:val="single" w:sz="4" w:color="000000" w:space="0"/>
+          <w:right w:val="single" w:sz="4" w:color="000000" w:space="0"/>
+          <w:insideH w:val="single" w:sz="4" w:color="000000" w:space="0"/>
+          <w:insideV w:val="single" w:sz="4" w:color="000000" w:space="0"/>
+        </w:tblBorders>
+      </w:tblPr>
+      <w:tblGrid>
+        <w:gridCol w:w="1805"/>
+        <w:gridCol w:w="3610"/>
+        <w:gridCol w:w="3611"/>
+      </w:tblGrid>
+      <w:tblGrid>
+        <w:gridCol w:w="3198"/>
+        <w:gridCol w:w="3198"/>
+        <w:gridCol w:w="3198"/>
+      </w:tblGrid>
+      <w:tr>
+        <w:tc>
+          <w:tcPr>
+            <w:tcW w:type="dxa" w:w="3198"/>
+          </w:tcPr>
+          <w:p>
+            <w:pPr>
+              <w:spacing w:line="276" w:lineRule="auto"/>
+              <w:jc w:val="center"/>
+            </w:pPr>
+            <w:r>
+              <w:rPr>
+                <w:rFonts w:ascii="Times New Roman" w:hAnsi="Times New Roman" w:cs="Times New Roman" w:eastAsia="Times New Roman"/>
+                <w:b/>
+                <w:i w:val="0"/>
+                <w:sz w:val="26"/>
+              </w:rPr>
+              <w:t>Bước</w:t>
+            </w:r>
+          </w:p>
+        </w:tc>
+        <w:tc>
+          <w:tcPr>
+            <w:tcW w:type="dxa" w:w="3198"/>
+          </w:tcPr>
+          <w:p>
+            <w:pPr>
+              <w:spacing w:line="276" w:lineRule="auto"/>
+              <w:jc w:val="center"/>
+            </w:pPr>
+            <w:r>
+              <w:rPr>
+                <w:rFonts w:ascii="Times New Roman" w:hAnsi="Times New Roman" w:cs="Times New Roman" w:eastAsia="Times New Roman"/>
+                <w:b/>
+                <w:i w:val="0"/>
+                <w:sz w:val="26"/>
+              </w:rPr>
+              <w:t>Hoạt động của GV</w:t>
+            </w:r>
+          </w:p>
+        </w:tc>
+        <w:tc>
+          <w:tcPr>
+            <w:tcW w:type="dxa" w:w="3198"/>
+          </w:tcPr>
+          <w:p>
+            <w:pPr>
+              <w:spacing w:line="276" w:lineRule="auto"/>
+              <w:jc w:val="center"/>
+            </w:pPr>
+            <w:r>
+              <w:rPr>
+                <w:rFonts w:ascii="Times New Roman" w:hAnsi="Times New Roman" w:cs="Times New Roman" w:eastAsia="Times New Roman"/>
+                <w:b/>
+                <w:i w:val="0"/>
+                <w:sz w:val="26"/>
+              </w:rPr>
+              <w:t>Hoạt động của HS</w:t>
+            </w:r>
+          </w:p>
+        </w:tc>
+      </w:tr>
+      <w:tr>
+        <w:tc>
+          <w:tcPr>
+            <w:tcW w:type="dxa" w:w="1805"/>
+          </w:tcPr>
+          <w:p>
+            <w:pPr>
+              <w:spacing w:line="276" w:lineRule="auto"/>
+              <w:jc w:val="center"/>
+            </w:pPr>
+            <w:r>
+              <w:rPr>
+                <w:rFonts w:ascii="Times New Roman" w:hAnsi="Times New Roman" w:cs="Times New Roman" w:eastAsia="Times New Roman"/>
+                <w:b/>
+                <w:i/>
+                <w:sz w:val="26"/>
+              </w:rPr>
+              <w:t>Bước 1:</w:t>
+            </w:r>
+          </w:p>
+          <w:p>
+            <w:r>
+              <w:rPr>
+                <w:rFonts w:ascii="Times New Roman" w:hAnsi="Times New Roman" w:cs="Times New Roman" w:eastAsia="Times New Roman"/>
+                <w:b/>
+                <w:i/>
+                <w:sz w:val="26"/>
+              </w:rPr>
+              <w:t>Chuyển giao</w:t>
+            </w:r>
+          </w:p>
+          <w:p>
+            <w:r>
+              <w:rPr>
+                <w:rFonts w:ascii="Times New Roman" w:hAnsi="Times New Roman" w:cs="Times New Roman" w:eastAsia="Times New Roman"/>
+                <w:b/>
+                <w:i/>
+                <w:sz w:val="26"/>
+              </w:rPr>
+              <w:t>nhiệm vụ học tập</w:t>
+            </w:r>
+          </w:p>
+        </w:tc>
+        <w:tc>
+          <w:tcPr>
+            <w:tcW w:type="dxa" w:w="3610"/>
+          </w:tcPr>
+          <w:p>
+            <w:pPr>
+              <w:spacing w:line="276" w:lineRule="auto"/>
+            </w:pPr>
+            <w:r>
+              <w:rPr>
+                <w:rFonts w:ascii="Times New Roman" w:hAnsi="Times New Roman" w:cs="Times New Roman" w:eastAsia="Times New Roman"/>
+                <w:b w:val="0"/>
+                <w:i w:val="0"/>
+                <w:sz w:val="26"/>
+              </w:rPr>
+              <w:t>GV chiếu timeline và video lược sử máy tính (2 phút). Phát phiếu dòng thời gian cho HS.</w:t>
+            </w:r>
+          </w:p>
+        </w:tc>
+        <w:tc>
+          <w:tcPr>
+            <w:tcW w:type="dxa" w:w="3611"/>
+          </w:tcPr>
+          <w:p>
+            <w:pPr>
+              <w:spacing w:line="276" w:lineRule="auto"/>
+            </w:pPr>
+          </w:p>
+        </w:tc>
+      </w:tr>
+      <w:tr>
+        <w:tc>
+          <w:tcPr>
+            <w:tcW w:type="dxa" w:w="1805"/>
+          </w:tcPr>
+          <w:p>
+            <w:pPr>
+              <w:spacing w:line="276" w:lineRule="auto"/>
+              <w:jc w:val="center"/>
+            </w:pPr>
+            <w:r>
+              <w:rPr>
+                <w:rFonts w:ascii="Times New Roman" w:hAnsi="Times New Roman" w:cs="Times New Roman" w:eastAsia="Times New Roman"/>
+                <w:b/>
+                <w:i/>
+                <w:sz w:val="26"/>
+              </w:rPr>
+              <w:t>Bước 2:</w:t>
+            </w:r>
+          </w:p>
+          <w:p>
+            <w:r>
+              <w:rPr>
+                <w:rFonts w:ascii="Times New Roman" w:hAnsi="Times New Roman" w:cs="Times New Roman" w:eastAsia="Times New Roman"/>
+                <w:b/>
+                <w:i/>
+                <w:sz w:val="26"/>
+              </w:rPr>
+              <w:t>Học sinh tiếp nhận</w:t>
+            </w:r>
+          </w:p>
+          <w:p>
+            <w:r>
+              <w:rPr>
+                <w:rFonts w:ascii="Times New Roman" w:hAnsi="Times New Roman" w:cs="Times New Roman" w:eastAsia="Times New Roman"/>
+                <w:b/>
+                <w:i/>
+                <w:sz w:val="26"/>
+              </w:rPr>
+              <w:t>nhiệm vụ học tập</w:t>
+            </w:r>
+          </w:p>
+        </w:tc>
+        <w:tc>
+          <w:tcPr>
+            <w:tcW w:type="dxa" w:w="3610"/>
+          </w:tcPr>
+          <w:p>
+            <w:pPr>
+              <w:spacing w:line="276" w:lineRule="auto"/>
+            </w:pPr>
+            <w:r>
+              <w:rPr>
+                <w:rFonts w:ascii="Times New Roman" w:hAnsi="Times New Roman" w:cs="Times New Roman" w:eastAsia="Times New Roman"/>
+                <w:b w:val="0"/>
+                <w:i w:val="0"/>
+                <w:sz w:val="26"/>
+              </w:rPr>
+              <w:t>HS theo dõi video, đọc SGK tr.6-10, điền vào phiếu dòng thời gian: tên, năm, đặc điểm.</w:t>
+            </w:r>
+          </w:p>
+        </w:tc>
+        <w:tc>
+          <w:tcPr>
+            <w:tcW w:type="dxa" w:w="3611"/>
+          </w:tcPr>
+          <w:p>
+            <w:pPr>
+              <w:spacing w:line="276" w:lineRule="auto"/>
+            </w:pPr>
+          </w:p>
+        </w:tc>
+      </w:tr>
+      <w:tr>
+        <w:tc>
+          <w:tcPr>
+            <w:tcW w:type="dxa" w:w="1805"/>
+          </w:tcPr>
+          <w:p>
+            <w:pPr>
+              <w:spacing w:line="276" w:lineRule="auto"/>
+              <w:jc w:val="center"/>
+            </w:pPr>
+            <w:r>
+              <w:rPr>
+                <w:rFonts w:ascii="Times New Roman" w:hAnsi="Times New Roman" w:cs="Times New Roman" w:eastAsia="Times New Roman"/>
+                <w:b/>
+                <w:i/>
+                <w:sz w:val="26"/>
+              </w:rPr>
+              <w:t>Bước 3:</w:t>
+            </w:r>
+          </w:p>
+          <w:p>
+            <w:r>
+              <w:rPr>
+                <w:rFonts w:ascii="Times New Roman" w:hAnsi="Times New Roman" w:cs="Times New Roman" w:eastAsia="Times New Roman"/>
+                <w:b/>
+                <w:i/>
+                <w:sz w:val="26"/>
+              </w:rPr>
+              <w:t>Báo cáo kết quả</w:t>
+            </w:r>
+          </w:p>
+          <w:p>
+            <w:r>
+              <w:rPr>
+                <w:rFonts w:ascii="Times New Roman" w:hAnsi="Times New Roman" w:cs="Times New Roman" w:eastAsia="Times New Roman"/>
+                <w:b/>
+                <w:i/>
+                <w:sz w:val="26"/>
+              </w:rPr>
+              <w:t>hoạt động</w:t>
+            </w:r>
+          </w:p>
+        </w:tc>
+        <w:tc>
+          <w:tcPr>
+            <w:tcW w:type="dxa" w:w="3610"/>
+          </w:tcPr>
+          <w:p>
+            <w:pPr>
+              <w:spacing w:line="276" w:lineRule="auto"/>
+            </w:pPr>
+            <w:r>
+              <w:rPr>
+                <w:rFonts w:ascii="Times New Roman" w:hAnsi="Times New Roman" w:cs="Times New Roman" w:eastAsia="Times New Roman"/>
+                <w:b w:val="0"/>
+                <w:i w:val="0"/>
+                <w:sz w:val="26"/>
+              </w:rPr>
+              <w:t>HS so sánh phiếu với bạn cạnh, bổ sung thiếu sót. GV gọi 1 HS đọc timeline của mình.</w:t>
+            </w:r>
+          </w:p>
+        </w:tc>
+        <w:tc>
+          <w:tcPr>
+            <w:tcW w:type="dxa" w:w="3611"/>
+          </w:tcPr>
+          <w:p>
+            <w:pPr>
+              <w:spacing w:line="276" w:lineRule="auto"/>
+            </w:pPr>
+          </w:p>
+        </w:tc>
+      </w:tr>
+      <w:tr>
+        <w:tc>
+          <w:tcPr>
+            <w:tcW w:type="dxa" w:w="1805"/>
+          </w:tcPr>
+          <w:p>
+            <w:pPr>
+              <w:spacing w:line="276" w:lineRule="auto"/>
+              <w:jc w:val="center"/>
+            </w:pPr>
+            <w:r>
+              <w:rPr>
+                <w:rFonts w:ascii="Times New Roman" w:hAnsi="Times New Roman" w:cs="Times New Roman" w:eastAsia="Times New Roman"/>
+                <w:b/>
+                <w:i/>
+                <w:sz w:val="26"/>
+              </w:rPr>
+              <w:t>Bước 4:</w:t>
+            </w:r>
+          </w:p>
+          <w:p>
+            <w:r>
+              <w:rPr>
+                <w:rFonts w:ascii="Times New Roman" w:hAnsi="Times New Roman" w:cs="Times New Roman" w:eastAsia="Times New Roman"/>
+                <w:b/>
+                <w:i/>
+                <w:sz w:val="26"/>
+              </w:rPr>
+              <w:t>Đánh giá kết quả</w:t>
+            </w:r>
+          </w:p>
+          <w:p>
+            <w:r>
+              <w:rPr>
+                <w:rFonts w:ascii="Times New Roman" w:hAnsi="Times New Roman" w:cs="Times New Roman" w:eastAsia="Times New Roman"/>
+                <w:b/>
+                <w:i/>
+                <w:sz w:val="26"/>
+              </w:rPr>
+              <w:t>thực hiện nhiệm vụ</w:t>
+            </w:r>
+          </w:p>
+        </w:tc>
+        <w:tc>
+          <w:tcPr>
+            <w:tcW w:type="dxa" w:w="3610"/>
+          </w:tcPr>
+          <w:p>
+            <w:pPr>
+              <w:spacing w:line="276" w:lineRule="auto"/>
+            </w:pPr>
+            <w:r>
+              <w:rPr>
+                <w:rFonts w:ascii="Times New Roman" w:hAnsi="Times New Roman" w:cs="Times New Roman" w:eastAsia="Times New Roman"/>
+                <w:b w:val="0"/>
+                <w:i w:val="0"/>
+                <w:sz w:val="26"/>
+              </w:rPr>
+              <w:t>GV chốt đáp án, giải thích thêm về ENIAC và chiếc máy tính đầu tiên dùng transistor. HS sửa phiếu.</w:t>
+            </w:r>
+          </w:p>
+        </w:tc>
+        <w:tc>
+          <w:tcPr>
+            <w:tcW w:type="dxa" w:w="3611"/>
+          </w:tcPr>
+          <w:p>
+            <w:pPr>
+              <w:spacing w:line="276" w:lineRule="auto"/>
+            </w:pPr>
+          </w:p>
+        </w:tc>
+      </w:tr>
+    </w:tbl>
+    <w:p>
+      <w:pPr>
+        <w:spacing w:line="276" w:lineRule="auto"/>
+      </w:pPr>
     </w:p>
     <w:p>
       <w:pPr>
@@ -1116,93 +1706,388 @@
         <w:t>Bài tập cá nhân sau đó thảo luận nhóm.</w:t>
       </w:r>
     </w:p>
-    <w:p>
-      <w:pPr>
-        <w:spacing w:after="0" w:line="276" w:lineRule="auto"/>
-        <w:ind w:firstLine="567"/>
-      </w:pPr>
-      <w:r>
-        <w:rPr>
-          <w:rFonts w:ascii="Times New Roman" w:hAnsi="Times New Roman" w:cs="Times New Roman" w:eastAsia="Times New Roman"/>
-          <w:i/>
-          <w:sz w:val="26"/>
-        </w:rPr>
-        <w:t>Bước 1. Chuyển giao nhiệm vụ học tập</w:t>
-      </w:r>
-      <w:r>
-        <w:rPr>
-          <w:rFonts w:ascii="Times New Roman" w:hAnsi="Times New Roman" w:cs="Times New Roman" w:eastAsia="Times New Roman"/>
-          <w:sz w:val="26"/>
-        </w:rPr>
-        <w:br/>
-        <w:t>GV phát phiếu bài tập: Sắp xếp 10 sự kiện theo đúng thứ tự lịch sử; 2 câu liên hệ.</w:t>
-      </w:r>
-    </w:p>
-    <w:p>
-      <w:pPr>
-        <w:spacing w:after="0" w:line="276" w:lineRule="auto"/>
-        <w:ind w:firstLine="567"/>
-      </w:pPr>
-      <w:r>
-        <w:rPr>
-          <w:rFonts w:ascii="Times New Roman" w:hAnsi="Times New Roman" w:cs="Times New Roman" w:eastAsia="Times New Roman"/>
-          <w:i/>
-          <w:sz w:val="26"/>
-        </w:rPr>
-        <w:t>Bước 2. Học sinh tiếp nhận nhiệm vụ học tập</w:t>
-      </w:r>
-      <w:r>
-        <w:rPr>
-          <w:rFonts w:ascii="Times New Roman" w:hAnsi="Times New Roman" w:cs="Times New Roman" w:eastAsia="Times New Roman"/>
-          <w:sz w:val="26"/>
-        </w:rPr>
-        <w:br/>
-        <w:t>HS làm bài cá nhân (7 phút). GV quan sát, gợi ý HS gặp khó khăn.</w:t>
-      </w:r>
-    </w:p>
-    <w:p>
-      <w:pPr>
-        <w:spacing w:after="0" w:line="276" w:lineRule="auto"/>
-        <w:ind w:firstLine="567"/>
-      </w:pPr>
-      <w:r>
-        <w:rPr>
-          <w:rFonts w:ascii="Times New Roman" w:hAnsi="Times New Roman" w:cs="Times New Roman" w:eastAsia="Times New Roman"/>
-          <w:i/>
-          <w:sz w:val="26"/>
-        </w:rPr>
-        <w:t>Bước 3. Báo cáo kết quả hoạt động</w:t>
-      </w:r>
-      <w:r>
-        <w:rPr>
-          <w:rFonts w:ascii="Times New Roman" w:hAnsi="Times New Roman" w:cs="Times New Roman" w:eastAsia="Times New Roman"/>
-          <w:sz w:val="26"/>
-        </w:rPr>
-        <w:br/>
-        <w:t>HS đổi bài kiểm tra chéo. Nhóm 4 thảo luận câu hỏi liên hệ: "Theo em, 20 năm nữa máy tính sẽ như thế nào?"</w:t>
-      </w:r>
-    </w:p>
-    <w:p>
-      <w:pPr>
-        <w:spacing w:after="0" w:line="276" w:lineRule="auto"/>
-        <w:ind w:firstLine="567"/>
-      </w:pPr>
-      <w:r>
-        <w:rPr>
-          <w:rFonts w:ascii="Times New Roman" w:hAnsi="Times New Roman" w:cs="Times New Roman" w:eastAsia="Times New Roman"/>
-          <w:i/>
-          <w:sz w:val="26"/>
-        </w:rPr>
-        <w:t>Bước 4. Đánh giá kết quả thực hiện nhiệm vụ</w:t>
-      </w:r>
-      <w:r>
-        <w:rPr>
-          <w:rFonts w:ascii="Times New Roman" w:hAnsi="Times New Roman" w:cs="Times New Roman" w:eastAsia="Times New Roman"/>
-          <w:sz w:val="26"/>
-        </w:rPr>
-        <w:br/>
-        <w:t>Đại diện 2 nhóm trình bày dự đoán. GV nhận xét, giới thiệu xu hướng AI và Quantum Computing.</w:t>
-      </w:r>
+    <w:tbl>
+      <w:tblPr>
+        <w:tblW w:type="auto" w:w="0"/>
+        <w:tblLook w:firstColumn="1" w:firstRow="1" w:lastColumn="0" w:lastRow="0" w:noHBand="0" w:noVBand="1" w:val="04A0"/>
+        <w:tblBorders>
+          <w:top w:val="single" w:sz="4" w:color="000000" w:space="0"/>
+          <w:left w:val="single" w:sz="4" w:color="000000" w:space="0"/>
+          <w:bottom w:val="single" w:sz="4" w:color="000000" w:space="0"/>
+          <w:right w:val="single" w:sz="4" w:color="000000" w:space="0"/>
+          <w:insideH w:val="single" w:sz="4" w:color="000000" w:space="0"/>
+          <w:insideV w:val="single" w:sz="4" w:color="000000" w:space="0"/>
+        </w:tblBorders>
+      </w:tblPr>
+      <w:tblGrid>
+        <w:gridCol w:w="1805"/>
+        <w:gridCol w:w="3610"/>
+        <w:gridCol w:w="3611"/>
+      </w:tblGrid>
+      <w:tblGrid>
+        <w:gridCol w:w="3198"/>
+        <w:gridCol w:w="3198"/>
+        <w:gridCol w:w="3198"/>
+      </w:tblGrid>
+      <w:tr>
+        <w:tc>
+          <w:tcPr>
+            <w:tcW w:type="dxa" w:w="3198"/>
+          </w:tcPr>
+          <w:p>
+            <w:pPr>
+              <w:spacing w:line="276" w:lineRule="auto"/>
+              <w:jc w:val="center"/>
+            </w:pPr>
+            <w:r>
+              <w:rPr>
+                <w:rFonts w:ascii="Times New Roman" w:hAnsi="Times New Roman" w:cs="Times New Roman" w:eastAsia="Times New Roman"/>
+                <w:b/>
+                <w:i w:val="0"/>
+                <w:sz w:val="26"/>
+              </w:rPr>
+              <w:t>Bước</w:t>
+            </w:r>
+          </w:p>
+        </w:tc>
+        <w:tc>
+          <w:tcPr>
+            <w:tcW w:type="dxa" w:w="3198"/>
+          </w:tcPr>
+          <w:p>
+            <w:pPr>
+              <w:spacing w:line="276" w:lineRule="auto"/>
+              <w:jc w:val="center"/>
+            </w:pPr>
+            <w:r>
+              <w:rPr>
+                <w:rFonts w:ascii="Times New Roman" w:hAnsi="Times New Roman" w:cs="Times New Roman" w:eastAsia="Times New Roman"/>
+                <w:b/>
+                <w:i w:val="0"/>
+                <w:sz w:val="26"/>
+              </w:rPr>
+              <w:t>Hoạt động của GV</w:t>
+            </w:r>
+          </w:p>
+        </w:tc>
+        <w:tc>
+          <w:tcPr>
+            <w:tcW w:type="dxa" w:w="3198"/>
+          </w:tcPr>
+          <w:p>
+            <w:pPr>
+              <w:spacing w:line="276" w:lineRule="auto"/>
+              <w:jc w:val="center"/>
+            </w:pPr>
+            <w:r>
+              <w:rPr>
+                <w:rFonts w:ascii="Times New Roman" w:hAnsi="Times New Roman" w:cs="Times New Roman" w:eastAsia="Times New Roman"/>
+                <w:b/>
+                <w:i w:val="0"/>
+                <w:sz w:val="26"/>
+              </w:rPr>
+              <w:t>Hoạt động của HS</w:t>
+            </w:r>
+          </w:p>
+        </w:tc>
+      </w:tr>
+      <w:tr>
+        <w:tc>
+          <w:tcPr>
+            <w:tcW w:type="dxa" w:w="1805"/>
+          </w:tcPr>
+          <w:p>
+            <w:pPr>
+              <w:spacing w:line="276" w:lineRule="auto"/>
+              <w:jc w:val="center"/>
+            </w:pPr>
+            <w:r>
+              <w:rPr>
+                <w:rFonts w:ascii="Times New Roman" w:hAnsi="Times New Roman" w:cs="Times New Roman" w:eastAsia="Times New Roman"/>
+                <w:b/>
+                <w:i/>
+                <w:sz w:val="26"/>
+              </w:rPr>
+              <w:t>Bước 1:</w:t>
+            </w:r>
+          </w:p>
+          <w:p>
+            <w:r>
+              <w:rPr>
+                <w:rFonts w:ascii="Times New Roman" w:hAnsi="Times New Roman" w:cs="Times New Roman" w:eastAsia="Times New Roman"/>
+                <w:b/>
+                <w:i/>
+                <w:sz w:val="26"/>
+              </w:rPr>
+              <w:t>Chuyển giao</w:t>
+            </w:r>
+          </w:p>
+          <w:p>
+            <w:r>
+              <w:rPr>
+                <w:rFonts w:ascii="Times New Roman" w:hAnsi="Times New Roman" w:cs="Times New Roman" w:eastAsia="Times New Roman"/>
+                <w:b/>
+                <w:i/>
+                <w:sz w:val="26"/>
+              </w:rPr>
+              <w:t>nhiệm vụ học tập</w:t>
+            </w:r>
+          </w:p>
+        </w:tc>
+        <w:tc>
+          <w:tcPr>
+            <w:tcW w:type="dxa" w:w="3610"/>
+          </w:tcPr>
+          <w:p>
+            <w:pPr>
+              <w:spacing w:line="276" w:lineRule="auto"/>
+            </w:pPr>
+            <w:r>
+              <w:rPr>
+                <w:rFonts w:ascii="Times New Roman" w:hAnsi="Times New Roman" w:cs="Times New Roman" w:eastAsia="Times New Roman"/>
+                <w:b w:val="0"/>
+                <w:i w:val="0"/>
+                <w:sz w:val="26"/>
+              </w:rPr>
+              <w:t>GV phát phiếu bài tập: Sắp xếp 10 sự kiện theo đúng thứ tự lịch sử; 2 câu liên hệ.</w:t>
+            </w:r>
+          </w:p>
+        </w:tc>
+        <w:tc>
+          <w:tcPr>
+            <w:tcW w:type="dxa" w:w="3611"/>
+          </w:tcPr>
+          <w:p>
+            <w:pPr>
+              <w:spacing w:line="276" w:lineRule="auto"/>
+            </w:pPr>
+          </w:p>
+        </w:tc>
+      </w:tr>
+      <w:tr>
+        <w:tc>
+          <w:tcPr>
+            <w:tcW w:type="dxa" w:w="1805"/>
+          </w:tcPr>
+          <w:p>
+            <w:pPr>
+              <w:spacing w:line="276" w:lineRule="auto"/>
+              <w:jc w:val="center"/>
+            </w:pPr>
+            <w:r>
+              <w:rPr>
+                <w:rFonts w:ascii="Times New Roman" w:hAnsi="Times New Roman" w:cs="Times New Roman" w:eastAsia="Times New Roman"/>
+                <w:b/>
+                <w:i/>
+                <w:sz w:val="26"/>
+              </w:rPr>
+              <w:t>Bước 2:</w:t>
+            </w:r>
+          </w:p>
+          <w:p>
+            <w:r>
+              <w:rPr>
+                <w:rFonts w:ascii="Times New Roman" w:hAnsi="Times New Roman" w:cs="Times New Roman" w:eastAsia="Times New Roman"/>
+                <w:b/>
+                <w:i/>
+                <w:sz w:val="26"/>
+              </w:rPr>
+              <w:t>Học sinh tiếp nhận</w:t>
+            </w:r>
+          </w:p>
+          <w:p>
+            <w:r>
+              <w:rPr>
+                <w:rFonts w:ascii="Times New Roman" w:hAnsi="Times New Roman" w:cs="Times New Roman" w:eastAsia="Times New Roman"/>
+                <w:b/>
+                <w:i/>
+                <w:sz w:val="26"/>
+              </w:rPr>
+              <w:t>nhiệm vụ học tập</w:t>
+            </w:r>
+          </w:p>
+        </w:tc>
+        <w:tc>
+          <w:tcPr>
+            <w:tcW w:type="dxa" w:w="3610"/>
+          </w:tcPr>
+          <w:p>
+            <w:pPr>
+              <w:spacing w:line="276" w:lineRule="auto"/>
+            </w:pPr>
+            <w:r>
+              <w:rPr>
+                <w:rFonts w:ascii="Times New Roman" w:hAnsi="Times New Roman" w:cs="Times New Roman" w:eastAsia="Times New Roman"/>
+                <w:b w:val="0"/>
+                <w:i w:val="0"/>
+                <w:sz w:val="26"/>
+              </w:rPr>
+              <w:t>HS làm bài cá nhân (7 phút). GV quan sát, gợi ý HS gặp khó khăn.</w:t>
+            </w:r>
+          </w:p>
+        </w:tc>
+        <w:tc>
+          <w:tcPr>
+            <w:tcW w:type="dxa" w:w="3611"/>
+          </w:tcPr>
+          <w:p>
+            <w:pPr>
+              <w:spacing w:line="276" w:lineRule="auto"/>
+            </w:pPr>
+          </w:p>
+        </w:tc>
+      </w:tr>
+      <w:tr>
+        <w:tc>
+          <w:tcPr>
+            <w:tcW w:type="dxa" w:w="1805"/>
+          </w:tcPr>
+          <w:p>
+            <w:pPr>
+              <w:spacing w:line="276" w:lineRule="auto"/>
+              <w:jc w:val="center"/>
+            </w:pPr>
+            <w:r>
+              <w:rPr>
+                <w:rFonts w:ascii="Times New Roman" w:hAnsi="Times New Roman" w:cs="Times New Roman" w:eastAsia="Times New Roman"/>
+                <w:b/>
+                <w:i/>
+                <w:sz w:val="26"/>
+              </w:rPr>
+              <w:t>Bước 3:</w:t>
+            </w:r>
+          </w:p>
+          <w:p>
+            <w:r>
+              <w:rPr>
+                <w:rFonts w:ascii="Times New Roman" w:hAnsi="Times New Roman" w:cs="Times New Roman" w:eastAsia="Times New Roman"/>
+                <w:b/>
+                <w:i/>
+                <w:sz w:val="26"/>
+              </w:rPr>
+              <w:t>Báo cáo kết quả</w:t>
+            </w:r>
+          </w:p>
+          <w:p>
+            <w:r>
+              <w:rPr>
+                <w:rFonts w:ascii="Times New Roman" w:hAnsi="Times New Roman" w:cs="Times New Roman" w:eastAsia="Times New Roman"/>
+                <w:b/>
+                <w:i/>
+                <w:sz w:val="26"/>
+              </w:rPr>
+              <w:t>hoạt động</w:t>
+            </w:r>
+          </w:p>
+        </w:tc>
+        <w:tc>
+          <w:tcPr>
+            <w:tcW w:type="dxa" w:w="3610"/>
+          </w:tcPr>
+          <w:p>
+            <w:pPr>
+              <w:spacing w:line="276" w:lineRule="auto"/>
+            </w:pPr>
+            <w:r>
+              <w:rPr>
+                <w:rFonts w:ascii="Times New Roman" w:hAnsi="Times New Roman" w:cs="Times New Roman" w:eastAsia="Times New Roman"/>
+                <w:b w:val="0"/>
+                <w:i w:val="0"/>
+                <w:sz w:val="26"/>
+              </w:rPr>
+              <w:t>HS đổi bài kiểm tra chéo. Nhóm 4 thảo luận câu hỏi liên hệ: "Theo em, 20 năm nữa máy tính sẽ như thế nào?"</w:t>
+            </w:r>
+          </w:p>
+        </w:tc>
+        <w:tc>
+          <w:tcPr>
+            <w:tcW w:type="dxa" w:w="3611"/>
+          </w:tcPr>
+          <w:p>
+            <w:pPr>
+              <w:spacing w:line="276" w:lineRule="auto"/>
+            </w:pPr>
+          </w:p>
+        </w:tc>
+      </w:tr>
+      <w:tr>
+        <w:tc>
+          <w:tcPr>
+            <w:tcW w:type="dxa" w:w="1805"/>
+          </w:tcPr>
+          <w:p>
+            <w:pPr>
+              <w:spacing w:line="276" w:lineRule="auto"/>
+              <w:jc w:val="center"/>
+            </w:pPr>
+            <w:r>
+              <w:rPr>
+                <w:rFonts w:ascii="Times New Roman" w:hAnsi="Times New Roman" w:cs="Times New Roman" w:eastAsia="Times New Roman"/>
+                <w:b/>
+                <w:i/>
+                <w:sz w:val="26"/>
+              </w:rPr>
+              <w:t>Bước 4:</w:t>
+            </w:r>
+          </w:p>
+          <w:p>
+            <w:r>
+              <w:rPr>
+                <w:rFonts w:ascii="Times New Roman" w:hAnsi="Times New Roman" w:cs="Times New Roman" w:eastAsia="Times New Roman"/>
+                <w:b/>
+                <w:i/>
+                <w:sz w:val="26"/>
+              </w:rPr>
+              <w:t>Đánh giá kết quả</w:t>
+            </w:r>
+          </w:p>
+          <w:p>
+            <w:r>
+              <w:rPr>
+                <w:rFonts w:ascii="Times New Roman" w:hAnsi="Times New Roman" w:cs="Times New Roman" w:eastAsia="Times New Roman"/>
+                <w:b/>
+                <w:i/>
+                <w:sz w:val="26"/>
+              </w:rPr>
+              <w:t>thực hiện nhiệm vụ</w:t>
+            </w:r>
+          </w:p>
+        </w:tc>
+        <w:tc>
+          <w:tcPr>
+            <w:tcW w:type="dxa" w:w="3610"/>
+          </w:tcPr>
+          <w:p>
+            <w:pPr>
+              <w:spacing w:line="276" w:lineRule="auto"/>
+            </w:pPr>
+            <w:r>
+              <w:rPr>
+                <w:rFonts w:ascii="Times New Roman" w:hAnsi="Times New Roman" w:cs="Times New Roman" w:eastAsia="Times New Roman"/>
+                <w:b w:val="0"/>
+                <w:i w:val="0"/>
+                <w:sz w:val="26"/>
+              </w:rPr>
+              <w:t>Đại diện 2 nhóm trình bày dự đoán. GV nhận xét, giới thiệu xu hướng AI và Quantum Computing.</w:t>
+            </w:r>
+          </w:p>
+        </w:tc>
+        <w:tc>
+          <w:tcPr>
+            <w:tcW w:type="dxa" w:w="3611"/>
+          </w:tcPr>
+          <w:p>
+            <w:pPr>
+              <w:spacing w:line="276" w:lineRule="auto"/>
+            </w:pPr>
+          </w:p>
+        </w:tc>
+      </w:tr>
+    </w:tbl>
+    <w:p>
+      <w:pPr>
+        <w:spacing w:line="276" w:lineRule="auto"/>
+      </w:pPr>
     </w:p>
     <w:p>
       <w:pPr>
@@ -1295,100 +2180,389 @@
         </w:rPr>
         <w:t xml:space="preserve">d) Tổ chức thực hiện: </w:t>
       </w:r>
-      <w:r>
-        <w:rPr>
-          <w:rFonts w:ascii="Times New Roman" w:hAnsi="Times New Roman" w:cs="Times New Roman" w:eastAsia="Times New Roman"/>
-          <w:sz w:val="26"/>
-        </w:rPr>
-      </w:r>
-    </w:p>
-    <w:p>
-      <w:pPr>
-        <w:spacing w:after="0" w:line="276" w:lineRule="auto"/>
-        <w:ind w:firstLine="567"/>
-      </w:pPr>
-      <w:r>
-        <w:rPr>
-          <w:rFonts w:ascii="Times New Roman" w:hAnsi="Times New Roman" w:cs="Times New Roman" w:eastAsia="Times New Roman"/>
-          <w:i/>
-          <w:sz w:val="26"/>
-        </w:rPr>
-        <w:t>Bước 1. Chuyển giao nhiệm vụ học tập</w:t>
-      </w:r>
-      <w:r>
-        <w:rPr>
-          <w:rFonts w:ascii="Times New Roman" w:hAnsi="Times New Roman" w:cs="Times New Roman" w:eastAsia="Times New Roman"/>
-          <w:sz w:val="26"/>
-        </w:rPr>
-        <w:br/>
-        <w:t>GV giới thiệu 4 chủ đề lựa chọn và giao nhiệm vụ.</w:t>
-      </w:r>
-    </w:p>
-    <w:p>
-      <w:pPr>
-        <w:spacing w:after="0" w:line="276" w:lineRule="auto"/>
-        <w:ind w:firstLine="567"/>
-      </w:pPr>
-      <w:r>
-        <w:rPr>
-          <w:rFonts w:ascii="Times New Roman" w:hAnsi="Times New Roman" w:cs="Times New Roman" w:eastAsia="Times New Roman"/>
-          <w:i/>
-          <w:sz w:val="26"/>
-        </w:rPr>
-        <w:t>Bước 2. Học sinh tiếp nhận nhiệm vụ học tập</w:t>
-      </w:r>
-      <w:r>
-        <w:rPr>
-          <w:rFonts w:ascii="Times New Roman" w:hAnsi="Times New Roman" w:cs="Times New Roman" w:eastAsia="Times New Roman"/>
-          <w:sz w:val="26"/>
-        </w:rPr>
-        <w:br/>
-        <w:t>HS ghi nhiệm vụ vào sổ tay, chọn chủ đề yêu thích.</w:t>
-      </w:r>
-    </w:p>
-    <w:p>
-      <w:pPr>
-        <w:spacing w:after="0" w:line="276" w:lineRule="auto"/>
-        <w:ind w:firstLine="567"/>
-      </w:pPr>
-      <w:r>
-        <w:rPr>
-          <w:rFonts w:ascii="Times New Roman" w:hAnsi="Times New Roman" w:cs="Times New Roman" w:eastAsia="Times New Roman"/>
-          <w:i/>
-          <w:sz w:val="26"/>
-        </w:rPr>
-        <w:t>Bước 3. Báo cáo kết quả hoạt động</w:t>
-      </w:r>
-      <w:r>
-        <w:rPr>
-          <w:rFonts w:ascii="Times New Roman" w:hAnsi="Times New Roman" w:cs="Times New Roman" w:eastAsia="Times New Roman"/>
-          <w:sz w:val="26"/>
-        </w:rPr>
-        <w:br/>
-        <w:t>Tuần sau HS nộp bài, GV chọn 3-4 bài hay đọc trước lớp.</w:t>
-      </w:r>
-    </w:p>
-    <w:p>
-      <w:pPr>
-        <w:spacing w:after="0" w:line="276" w:lineRule="auto"/>
-        <w:ind w:firstLine="567"/>
-      </w:pPr>
-      <w:r>
-        <w:rPr>
-          <w:rFonts w:ascii="Times New Roman" w:hAnsi="Times New Roman" w:cs="Times New Roman" w:eastAsia="Times New Roman"/>
-          <w:i/>
-          <w:sz w:val="26"/>
-        </w:rPr>
-        <w:t>Bước 4. Giáo viên nhắc nhở nhiệm vụ về nhà</w:t>
-      </w:r>
-      <w:r>
-        <w:rPr>
-          <w:rFonts w:ascii="Times New Roman" w:hAnsi="Times New Roman" w:cs="Times New Roman" w:eastAsia="Times New Roman"/>
-          <w:sz w:val="26"/>
-        </w:rPr>
-        <w:br/>
-        <w:t>GV gợi ý nguồn tham khảo: Britannica, Wikipedia tiếng Việt, kênh YouTube khoa học.</w:t>
-      </w:r>
+    </w:p>
+    <w:tbl>
+      <w:tblPr>
+        <w:tblW w:type="auto" w:w="0"/>
+        <w:tblLook w:firstColumn="1" w:firstRow="1" w:lastColumn="0" w:lastRow="0" w:noHBand="0" w:noVBand="1" w:val="04A0"/>
+        <w:tblBorders>
+          <w:top w:val="single" w:sz="4" w:color="000000" w:space="0"/>
+          <w:left w:val="single" w:sz="4" w:color="000000" w:space="0"/>
+          <w:bottom w:val="single" w:sz="4" w:color="000000" w:space="0"/>
+          <w:right w:val="single" w:sz="4" w:color="000000" w:space="0"/>
+          <w:insideH w:val="single" w:sz="4" w:color="000000" w:space="0"/>
+          <w:insideV w:val="single" w:sz="4" w:color="000000" w:space="0"/>
+        </w:tblBorders>
+      </w:tblPr>
+      <w:tblGrid>
+        <w:gridCol w:w="1805"/>
+        <w:gridCol w:w="3610"/>
+        <w:gridCol w:w="3611"/>
+      </w:tblGrid>
+      <w:tblGrid>
+        <w:gridCol w:w="3198"/>
+        <w:gridCol w:w="3198"/>
+        <w:gridCol w:w="3198"/>
+      </w:tblGrid>
+      <w:tr>
+        <w:tc>
+          <w:tcPr>
+            <w:tcW w:type="dxa" w:w="3198"/>
+          </w:tcPr>
+          <w:p>
+            <w:pPr>
+              <w:spacing w:line="276" w:lineRule="auto"/>
+              <w:jc w:val="center"/>
+            </w:pPr>
+            <w:r>
+              <w:rPr>
+                <w:rFonts w:ascii="Times New Roman" w:hAnsi="Times New Roman" w:cs="Times New Roman" w:eastAsia="Times New Roman"/>
+                <w:b/>
+                <w:i w:val="0"/>
+                <w:sz w:val="26"/>
+              </w:rPr>
+              <w:t>Bước</w:t>
+            </w:r>
+          </w:p>
+        </w:tc>
+        <w:tc>
+          <w:tcPr>
+            <w:tcW w:type="dxa" w:w="3198"/>
+          </w:tcPr>
+          <w:p>
+            <w:pPr>
+              <w:spacing w:line="276" w:lineRule="auto"/>
+              <w:jc w:val="center"/>
+            </w:pPr>
+            <w:r>
+              <w:rPr>
+                <w:rFonts w:ascii="Times New Roman" w:hAnsi="Times New Roman" w:cs="Times New Roman" w:eastAsia="Times New Roman"/>
+                <w:b/>
+                <w:i w:val="0"/>
+                <w:sz w:val="26"/>
+              </w:rPr>
+              <w:t>Hoạt động của GV</w:t>
+            </w:r>
+          </w:p>
+        </w:tc>
+        <w:tc>
+          <w:tcPr>
+            <w:tcW w:type="dxa" w:w="3198"/>
+          </w:tcPr>
+          <w:p>
+            <w:pPr>
+              <w:spacing w:line="276" w:lineRule="auto"/>
+              <w:jc w:val="center"/>
+            </w:pPr>
+            <w:r>
+              <w:rPr>
+                <w:rFonts w:ascii="Times New Roman" w:hAnsi="Times New Roman" w:cs="Times New Roman" w:eastAsia="Times New Roman"/>
+                <w:b/>
+                <w:i w:val="0"/>
+                <w:sz w:val="26"/>
+              </w:rPr>
+              <w:t>Hoạt động của HS</w:t>
+            </w:r>
+          </w:p>
+        </w:tc>
+      </w:tr>
+      <w:tr>
+        <w:tc>
+          <w:tcPr>
+            <w:tcW w:type="dxa" w:w="1805"/>
+          </w:tcPr>
+          <w:p>
+            <w:pPr>
+              <w:spacing w:line="276" w:lineRule="auto"/>
+              <w:jc w:val="center"/>
+            </w:pPr>
+            <w:r>
+              <w:rPr>
+                <w:rFonts w:ascii="Times New Roman" w:hAnsi="Times New Roman" w:cs="Times New Roman" w:eastAsia="Times New Roman"/>
+                <w:b/>
+                <w:i/>
+                <w:sz w:val="26"/>
+              </w:rPr>
+              <w:t>Bước 1:</w:t>
+            </w:r>
+          </w:p>
+          <w:p>
+            <w:r>
+              <w:rPr>
+                <w:rFonts w:ascii="Times New Roman" w:hAnsi="Times New Roman" w:cs="Times New Roman" w:eastAsia="Times New Roman"/>
+                <w:b/>
+                <w:i/>
+                <w:sz w:val="26"/>
+              </w:rPr>
+              <w:t>Chuyển giao</w:t>
+            </w:r>
+          </w:p>
+          <w:p>
+            <w:r>
+              <w:rPr>
+                <w:rFonts w:ascii="Times New Roman" w:hAnsi="Times New Roman" w:cs="Times New Roman" w:eastAsia="Times New Roman"/>
+                <w:b/>
+                <w:i/>
+                <w:sz w:val="26"/>
+              </w:rPr>
+              <w:t>nhiệm vụ học tập</w:t>
+            </w:r>
+          </w:p>
+        </w:tc>
+        <w:tc>
+          <w:tcPr>
+            <w:tcW w:type="dxa" w:w="3610"/>
+          </w:tcPr>
+          <w:p>
+            <w:pPr>
+              <w:spacing w:line="276" w:lineRule="auto"/>
+            </w:pPr>
+            <w:r>
+              <w:rPr>
+                <w:rFonts w:ascii="Times New Roman" w:hAnsi="Times New Roman" w:cs="Times New Roman" w:eastAsia="Times New Roman"/>
+                <w:b w:val="0"/>
+                <w:i w:val="0"/>
+                <w:sz w:val="26"/>
+              </w:rPr>
+              <w:t>GV giới thiệu 4 chủ đề lựa chọn và giao nhiệm vụ.</w:t>
+            </w:r>
+          </w:p>
+        </w:tc>
+        <w:tc>
+          <w:tcPr>
+            <w:tcW w:type="dxa" w:w="3611"/>
+          </w:tcPr>
+          <w:p>
+            <w:pPr>
+              <w:spacing w:line="276" w:lineRule="auto"/>
+            </w:pPr>
+          </w:p>
+        </w:tc>
+      </w:tr>
+      <w:tr>
+        <w:tc>
+          <w:tcPr>
+            <w:tcW w:type="dxa" w:w="1805"/>
+          </w:tcPr>
+          <w:p>
+            <w:pPr>
+              <w:spacing w:line="276" w:lineRule="auto"/>
+              <w:jc w:val="center"/>
+            </w:pPr>
+            <w:r>
+              <w:rPr>
+                <w:rFonts w:ascii="Times New Roman" w:hAnsi="Times New Roman" w:cs="Times New Roman" w:eastAsia="Times New Roman"/>
+                <w:b/>
+                <w:i/>
+                <w:sz w:val="26"/>
+              </w:rPr>
+              <w:t>Bước 2:</w:t>
+            </w:r>
+          </w:p>
+          <w:p>
+            <w:r>
+              <w:rPr>
+                <w:rFonts w:ascii="Times New Roman" w:hAnsi="Times New Roman" w:cs="Times New Roman" w:eastAsia="Times New Roman"/>
+                <w:b/>
+                <w:i/>
+                <w:sz w:val="26"/>
+              </w:rPr>
+              <w:t>Học sinh tiếp nhận</w:t>
+            </w:r>
+          </w:p>
+          <w:p>
+            <w:r>
+              <w:rPr>
+                <w:rFonts w:ascii="Times New Roman" w:hAnsi="Times New Roman" w:cs="Times New Roman" w:eastAsia="Times New Roman"/>
+                <w:b/>
+                <w:i/>
+                <w:sz w:val="26"/>
+              </w:rPr>
+              <w:t>nhiệm vụ học tập</w:t>
+            </w:r>
+          </w:p>
+        </w:tc>
+        <w:tc>
+          <w:tcPr>
+            <w:tcW w:type="dxa" w:w="3610"/>
+          </w:tcPr>
+          <w:p>
+            <w:pPr>
+              <w:spacing w:line="276" w:lineRule="auto"/>
+            </w:pPr>
+            <w:r>
+              <w:rPr>
+                <w:rFonts w:ascii="Times New Roman" w:hAnsi="Times New Roman" w:cs="Times New Roman" w:eastAsia="Times New Roman"/>
+                <w:b w:val="0"/>
+                <w:i w:val="0"/>
+                <w:sz w:val="26"/>
+              </w:rPr>
+              <w:t>HS ghi nhiệm vụ vào sổ tay, chọn chủ đề yêu thích.</w:t>
+            </w:r>
+          </w:p>
+        </w:tc>
+        <w:tc>
+          <w:tcPr>
+            <w:tcW w:type="dxa" w:w="3611"/>
+          </w:tcPr>
+          <w:p>
+            <w:pPr>
+              <w:spacing w:line="276" w:lineRule="auto"/>
+            </w:pPr>
+          </w:p>
+        </w:tc>
+      </w:tr>
+      <w:tr>
+        <w:tc>
+          <w:tcPr>
+            <w:tcW w:type="dxa" w:w="1805"/>
+          </w:tcPr>
+          <w:p>
+            <w:pPr>
+              <w:spacing w:line="276" w:lineRule="auto"/>
+              <w:jc w:val="center"/>
+            </w:pPr>
+            <w:r>
+              <w:rPr>
+                <w:rFonts w:ascii="Times New Roman" w:hAnsi="Times New Roman" w:cs="Times New Roman" w:eastAsia="Times New Roman"/>
+                <w:b/>
+                <w:i/>
+                <w:sz w:val="26"/>
+              </w:rPr>
+              <w:t>Bước 3:</w:t>
+            </w:r>
+          </w:p>
+          <w:p>
+            <w:r>
+              <w:rPr>
+                <w:rFonts w:ascii="Times New Roman" w:hAnsi="Times New Roman" w:cs="Times New Roman" w:eastAsia="Times New Roman"/>
+                <w:b/>
+                <w:i/>
+                <w:sz w:val="26"/>
+              </w:rPr>
+              <w:t>Báo cáo kết quả</w:t>
+            </w:r>
+          </w:p>
+          <w:p>
+            <w:r>
+              <w:rPr>
+                <w:rFonts w:ascii="Times New Roman" w:hAnsi="Times New Roman" w:cs="Times New Roman" w:eastAsia="Times New Roman"/>
+                <w:b/>
+                <w:i/>
+                <w:sz w:val="26"/>
+              </w:rPr>
+              <w:t>hoạt động</w:t>
+            </w:r>
+          </w:p>
+        </w:tc>
+        <w:tc>
+          <w:tcPr>
+            <w:tcW w:type="dxa" w:w="3610"/>
+          </w:tcPr>
+          <w:p>
+            <w:pPr>
+              <w:spacing w:line="276" w:lineRule="auto"/>
+            </w:pPr>
+            <w:r>
+              <w:rPr>
+                <w:rFonts w:ascii="Times New Roman" w:hAnsi="Times New Roman" w:cs="Times New Roman" w:eastAsia="Times New Roman"/>
+                <w:b w:val="0"/>
+                <w:i w:val="0"/>
+                <w:sz w:val="26"/>
+              </w:rPr>
+              <w:t>Tuần sau HS nộp bài, GV chọn 3-4 bài hay đọc trước lớp.</w:t>
+            </w:r>
+          </w:p>
+        </w:tc>
+        <w:tc>
+          <w:tcPr>
+            <w:tcW w:type="dxa" w:w="3611"/>
+          </w:tcPr>
+          <w:p>
+            <w:pPr>
+              <w:spacing w:line="276" w:lineRule="auto"/>
+            </w:pPr>
+          </w:p>
+        </w:tc>
+      </w:tr>
+      <w:tr>
+        <w:tc>
+          <w:tcPr>
+            <w:tcW w:type="dxa" w:w="1805"/>
+          </w:tcPr>
+          <w:p>
+            <w:pPr>
+              <w:spacing w:line="276" w:lineRule="auto"/>
+              <w:jc w:val="center"/>
+            </w:pPr>
+            <w:r>
+              <w:rPr>
+                <w:rFonts w:ascii="Times New Roman" w:hAnsi="Times New Roman" w:cs="Times New Roman" w:eastAsia="Times New Roman"/>
+                <w:b/>
+                <w:i/>
+                <w:sz w:val="26"/>
+              </w:rPr>
+              <w:t>Bước 4:</w:t>
+            </w:r>
+          </w:p>
+          <w:p>
+            <w:r>
+              <w:rPr>
+                <w:rFonts w:ascii="Times New Roman" w:hAnsi="Times New Roman" w:cs="Times New Roman" w:eastAsia="Times New Roman"/>
+                <w:b/>
+                <w:i/>
+                <w:sz w:val="26"/>
+              </w:rPr>
+              <w:t>Giáo viên nhắc nhở</w:t>
+            </w:r>
+          </w:p>
+          <w:p>
+            <w:r>
+              <w:rPr>
+                <w:rFonts w:ascii="Times New Roman" w:hAnsi="Times New Roman" w:cs="Times New Roman" w:eastAsia="Times New Roman"/>
+                <w:b/>
+                <w:i/>
+                <w:sz w:val="26"/>
+              </w:rPr>
+              <w:t>nhiệm vụ về nhà</w:t>
+            </w:r>
+          </w:p>
+        </w:tc>
+        <w:tc>
+          <w:tcPr>
+            <w:tcW w:type="dxa" w:w="3610"/>
+          </w:tcPr>
+          <w:p>
+            <w:pPr>
+              <w:spacing w:line="276" w:lineRule="auto"/>
+            </w:pPr>
+            <w:r>
+              <w:rPr>
+                <w:rFonts w:ascii="Times New Roman" w:hAnsi="Times New Roman" w:cs="Times New Roman" w:eastAsia="Times New Roman"/>
+                <w:b w:val="0"/>
+                <w:i w:val="0"/>
+                <w:sz w:val="26"/>
+              </w:rPr>
+              <w:t>GV gợi ý nguồn tham khảo: Britannica, Wikipedia tiếng Việt, kênh YouTube khoa học.</w:t>
+            </w:r>
+          </w:p>
+        </w:tc>
+        <w:tc>
+          <w:tcPr>
+            <w:tcW w:type="dxa" w:w="3611"/>
+          </w:tcPr>
+          <w:p>
+            <w:pPr>
+              <w:spacing w:line="276" w:lineRule="auto"/>
+            </w:pPr>
+          </w:p>
+        </w:tc>
+      </w:tr>
+    </w:tbl>
+    <w:p>
+      <w:pPr>
+        <w:spacing w:line="276" w:lineRule="auto"/>
+      </w:pPr>
     </w:p>
     <w:p>
       <w:pPr>

--- a/KHBD_Tin_học/Lớp_8/Bài_01/KHBD_Tin_hoc_Lớp_8_Bai01_Lược_sử_công_cụ_tính_toán.docx
+++ b/KHBD_Tin_học/Lớp_8/Bài_01/KHBD_Tin_hoc_Lớp_8_Bai01_Lược_sử_công_cụ_tính_toán.docx
@@ -897,6 +897,15 @@
             <w:pPr>
               <w:spacing w:line="276" w:lineRule="auto"/>
             </w:pPr>
+            <w:r>
+              <w:rPr>
+                <w:rFonts w:ascii="Times New Roman" w:hAnsi="Times New Roman" w:cs="Times New Roman" w:eastAsia="Times New Roman"/>
+                <w:b w:val="0"/>
+                <w:i w:val="0"/>
+                <w:sz w:val="26"/>
+              </w:rPr>
+              <w:t>HS thực hiện theo yêu cầu.</w:t>
+            </w:r>
           </w:p>
         </w:tc>
       </w:tr>
@@ -970,6 +979,15 @@
             <w:pPr>
               <w:spacing w:line="276" w:lineRule="auto"/>
             </w:pPr>
+            <w:r>
+              <w:rPr>
+                <w:rFonts w:ascii="Times New Roman" w:hAnsi="Times New Roman" w:cs="Times New Roman" w:eastAsia="Times New Roman"/>
+                <w:b w:val="0"/>
+                <w:i w:val="0"/>
+                <w:sz w:val="26"/>
+              </w:rPr>
+              <w:t>HS thực hiện theo yêu cầu.</w:t>
+            </w:r>
           </w:p>
         </w:tc>
       </w:tr>
@@ -1043,6 +1061,15 @@
             <w:pPr>
               <w:spacing w:line="276" w:lineRule="auto"/>
             </w:pPr>
+            <w:r>
+              <w:rPr>
+                <w:rFonts w:ascii="Times New Roman" w:hAnsi="Times New Roman" w:cs="Times New Roman" w:eastAsia="Times New Roman"/>
+                <w:b w:val="0"/>
+                <w:i w:val="0"/>
+                <w:sz w:val="26"/>
+              </w:rPr>
+              <w:t>HS thực hiện theo yêu cầu.</w:t>
+            </w:r>
           </w:p>
         </w:tc>
       </w:tr>
@@ -1116,6 +1143,15 @@
             <w:pPr>
               <w:spacing w:line="276" w:lineRule="auto"/>
             </w:pPr>
+            <w:r>
+              <w:rPr>
+                <w:rFonts w:ascii="Times New Roman" w:hAnsi="Times New Roman" w:cs="Times New Roman" w:eastAsia="Times New Roman"/>
+                <w:b w:val="0"/>
+                <w:i w:val="0"/>
+                <w:sz w:val="26"/>
+              </w:rPr>
+              <w:t>HS thực hiện theo yêu cầu.</w:t>
+            </w:r>
           </w:p>
         </w:tc>
       </w:tr>
@@ -1379,6 +1415,15 @@
             <w:pPr>
               <w:spacing w:line="276" w:lineRule="auto"/>
             </w:pPr>
+            <w:r>
+              <w:rPr>
+                <w:rFonts w:ascii="Times New Roman" w:hAnsi="Times New Roman" w:cs="Times New Roman" w:eastAsia="Times New Roman"/>
+                <w:b w:val="0"/>
+                <w:i w:val="0"/>
+                <w:sz w:val="26"/>
+              </w:rPr>
+              <w:t>HS thực hiện theo yêu cầu.</w:t>
+            </w:r>
           </w:p>
         </w:tc>
       </w:tr>
@@ -1452,6 +1497,15 @@
             <w:pPr>
               <w:spacing w:line="276" w:lineRule="auto"/>
             </w:pPr>
+            <w:r>
+              <w:rPr>
+                <w:rFonts w:ascii="Times New Roman" w:hAnsi="Times New Roman" w:cs="Times New Roman" w:eastAsia="Times New Roman"/>
+                <w:b w:val="0"/>
+                <w:i w:val="0"/>
+                <w:sz w:val="26"/>
+              </w:rPr>
+              <w:t>HS thực hiện theo yêu cầu.</w:t>
+            </w:r>
           </w:p>
         </w:tc>
       </w:tr>
@@ -1525,6 +1579,15 @@
             <w:pPr>
               <w:spacing w:line="276" w:lineRule="auto"/>
             </w:pPr>
+            <w:r>
+              <w:rPr>
+                <w:rFonts w:ascii="Times New Roman" w:hAnsi="Times New Roman" w:cs="Times New Roman" w:eastAsia="Times New Roman"/>
+                <w:b w:val="0"/>
+                <w:i w:val="0"/>
+                <w:sz w:val="26"/>
+              </w:rPr>
+              <w:t>HS thực hiện theo yêu cầu.</w:t>
+            </w:r>
           </w:p>
         </w:tc>
       </w:tr>
@@ -1598,6 +1661,15 @@
             <w:pPr>
               <w:spacing w:line="276" w:lineRule="auto"/>
             </w:pPr>
+            <w:r>
+              <w:rPr>
+                <w:rFonts w:ascii="Times New Roman" w:hAnsi="Times New Roman" w:cs="Times New Roman" w:eastAsia="Times New Roman"/>
+                <w:b w:val="0"/>
+                <w:i w:val="0"/>
+                <w:sz w:val="26"/>
+              </w:rPr>
+              <w:t>HS thực hiện theo yêu cầu.</w:t>
+            </w:r>
           </w:p>
         </w:tc>
       </w:tr>
@@ -1861,6 +1933,15 @@
             <w:pPr>
               <w:spacing w:line="276" w:lineRule="auto"/>
             </w:pPr>
+            <w:r>
+              <w:rPr>
+                <w:rFonts w:ascii="Times New Roman" w:hAnsi="Times New Roman" w:cs="Times New Roman" w:eastAsia="Times New Roman"/>
+                <w:b w:val="0"/>
+                <w:i w:val="0"/>
+                <w:sz w:val="26"/>
+              </w:rPr>
+              <w:t>HS thực hiện theo yêu cầu.</w:t>
+            </w:r>
           </w:p>
         </w:tc>
       </w:tr>
@@ -1934,6 +2015,15 @@
             <w:pPr>
               <w:spacing w:line="276" w:lineRule="auto"/>
             </w:pPr>
+            <w:r>
+              <w:rPr>
+                <w:rFonts w:ascii="Times New Roman" w:hAnsi="Times New Roman" w:cs="Times New Roman" w:eastAsia="Times New Roman"/>
+                <w:b w:val="0"/>
+                <w:i w:val="0"/>
+                <w:sz w:val="26"/>
+              </w:rPr>
+              <w:t>HS thực hiện theo yêu cầu.</w:t>
+            </w:r>
           </w:p>
         </w:tc>
       </w:tr>
@@ -2007,6 +2097,15 @@
             <w:pPr>
               <w:spacing w:line="276" w:lineRule="auto"/>
             </w:pPr>
+            <w:r>
+              <w:rPr>
+                <w:rFonts w:ascii="Times New Roman" w:hAnsi="Times New Roman" w:cs="Times New Roman" w:eastAsia="Times New Roman"/>
+                <w:b w:val="0"/>
+                <w:i w:val="0"/>
+                <w:sz w:val="26"/>
+              </w:rPr>
+              <w:t>HS thực hiện theo yêu cầu.</w:t>
+            </w:r>
           </w:p>
         </w:tc>
       </w:tr>
@@ -2080,6 +2179,15 @@
             <w:pPr>
               <w:spacing w:line="276" w:lineRule="auto"/>
             </w:pPr>
+            <w:r>
+              <w:rPr>
+                <w:rFonts w:ascii="Times New Roman" w:hAnsi="Times New Roman" w:cs="Times New Roman" w:eastAsia="Times New Roman"/>
+                <w:b w:val="0"/>
+                <w:i w:val="0"/>
+                <w:sz w:val="26"/>
+              </w:rPr>
+              <w:t>HS thực hiện theo yêu cầu.</w:t>
+            </w:r>
           </w:p>
         </w:tc>
       </w:tr>
@@ -2336,6 +2444,15 @@
             <w:pPr>
               <w:spacing w:line="276" w:lineRule="auto"/>
             </w:pPr>
+            <w:r>
+              <w:rPr>
+                <w:rFonts w:ascii="Times New Roman" w:hAnsi="Times New Roman" w:cs="Times New Roman" w:eastAsia="Times New Roman"/>
+                <w:b w:val="0"/>
+                <w:i w:val="0"/>
+                <w:sz w:val="26"/>
+              </w:rPr>
+              <w:t>HS thực hiện theo yêu cầu.</w:t>
+            </w:r>
           </w:p>
         </w:tc>
       </w:tr>
@@ -2409,6 +2526,15 @@
             <w:pPr>
               <w:spacing w:line="276" w:lineRule="auto"/>
             </w:pPr>
+            <w:r>
+              <w:rPr>
+                <w:rFonts w:ascii="Times New Roman" w:hAnsi="Times New Roman" w:cs="Times New Roman" w:eastAsia="Times New Roman"/>
+                <w:b w:val="0"/>
+                <w:i w:val="0"/>
+                <w:sz w:val="26"/>
+              </w:rPr>
+              <w:t>HS thực hiện theo yêu cầu.</w:t>
+            </w:r>
           </w:p>
         </w:tc>
       </w:tr>
@@ -2482,6 +2608,15 @@
             <w:pPr>
               <w:spacing w:line="276" w:lineRule="auto"/>
             </w:pPr>
+            <w:r>
+              <w:rPr>
+                <w:rFonts w:ascii="Times New Roman" w:hAnsi="Times New Roman" w:cs="Times New Roman" w:eastAsia="Times New Roman"/>
+                <w:b w:val="0"/>
+                <w:i w:val="0"/>
+                <w:sz w:val="26"/>
+              </w:rPr>
+              <w:t>HS thực hiện theo yêu cầu.</w:t>
+            </w:r>
           </w:p>
         </w:tc>
       </w:tr>
@@ -2555,6 +2690,15 @@
             <w:pPr>
               <w:spacing w:line="276" w:lineRule="auto"/>
             </w:pPr>
+            <w:r>
+              <w:rPr>
+                <w:rFonts w:ascii="Times New Roman" w:hAnsi="Times New Roman" w:cs="Times New Roman" w:eastAsia="Times New Roman"/>
+                <w:b w:val="0"/>
+                <w:i w:val="0"/>
+                <w:sz w:val="26"/>
+              </w:rPr>
+              <w:t>HS thực hiện theo yêu cầu.</w:t>
+            </w:r>
           </w:p>
         </w:tc>
       </w:tr>

--- a/KHBD_Tin_học/Lớp_8/Bài_01/KHBD_Tin_hoc_Lớp_8_Bai01_Lược_sử_công_cụ_tính_toán.docx
+++ b/KHBD_Tin_học/Lớp_8/Bài_01/KHBD_Tin_hoc_Lớp_8_Bai01_Lược_sử_công_cụ_tính_toán.docx
@@ -2729,35 +2729,56 @@
       <w:r>
         <w:rPr>
           <w:rFonts w:ascii="Times New Roman" w:hAnsi="Times New Roman" w:cs="Times New Roman" w:eastAsia="Times New Roman"/>
-          <w:b/>
+          <w:b w:val="0"/>
           <w:i w:val="0"/>
           <w:sz w:val="26"/>
         </w:rPr>
-        <w:t>….……………………………………………………………………………………………..</w:t>
-      </w:r>
-    </w:p>
-    <w:p>
-      <w:pPr>
-        <w:jc w:val="center"/>
+        <w:t>........................................................................................................................</w:t>
+      </w:r>
+    </w:p>
+    <w:p>
+      <w:pPr>
         <w:spacing w:line="276" w:lineRule="auto"/>
       </w:pPr>
       <w:r>
         <w:rPr>
           <w:rFonts w:ascii="Times New Roman" w:hAnsi="Times New Roman" w:cs="Times New Roman" w:eastAsia="Times New Roman"/>
-          <w:b/>
+          <w:b w:val="0"/>
           <w:i w:val="0"/>
           <w:sz w:val="26"/>
         </w:rPr>
-        <w:t>Lưu ý: Sau 1 tuần mới để phần kí</w:t>
+        <w:t>........................................................................................................................</w:t>
+      </w:r>
+    </w:p>
+    <w:p>
+      <w:pPr>
+        <w:spacing w:line="276" w:lineRule="auto"/>
+      </w:pPr>
+      <w:r>
+        <w:rPr>
+          <w:rFonts w:ascii="Times New Roman" w:hAnsi="Times New Roman" w:cs="Times New Roman" w:eastAsia="Times New Roman"/>
+          <w:b w:val="0"/>
+          <w:i w:val="0"/>
+          <w:sz w:val="26"/>
+        </w:rPr>
+        <w:t>........................................................................................................................</w:t>
+      </w:r>
+    </w:p>
+    <w:p>
+      <w:pPr>
+        <w:spacing w:line="276" w:lineRule="auto"/>
+      </w:pPr>
+      <w:r>
+        <w:rPr>
+          <w:rFonts w:ascii="Times New Roman" w:hAnsi="Times New Roman" w:cs="Times New Roman" w:eastAsia="Times New Roman"/>
+          <w:b w:val="0"/>
+          <w:i w:val="0"/>
+          <w:sz w:val="26"/>
+        </w:rPr>
+        <w:t>........................................................................................................................</w:t>
       </w:r>
     </w:p>
     <w:p/>
-    <w:p>
-      <w:pPr>
-        <w:ind w:firstLine="284"/>
-        <w:spacing w:line="276" w:lineRule="auto"/>
-      </w:pPr>
-    </w:p>
     <w:tbl>
       <w:tblPr>
         <w:tblStyle w:val="a1"/>
